--- a/大优教材定制/调整版本/秋09 第16讲电与磁  练习册  教师版.docx
+++ b/大优教材定制/调整版本/秋09 第16讲电与磁  练习册  教师版.docx
@@ -1440,26 +1440,6 @@
     </w:p>
     <w:p>
       <w:pPr>
-        <w:spacing w:line="360" w:lineRule="auto"/>
-        <w:ind w:leftChars="130" w:left="273"/>
-        <w:rPr>
-          <w:rFonts w:ascii="Times New Roman" w:eastAsia="新宋体" w:hAnsi="Times New Roman"/>
-          <w:szCs w:val="21"/>
-        </w:rPr>
-      </w:pPr>
-    </w:p>
-    <w:p>
-      <w:pPr>
-        <w:spacing w:line="360" w:lineRule="auto"/>
-        <w:ind w:leftChars="130" w:left="273"/>
-        <w:rPr>
-          <w:rFonts w:ascii="Times New Roman" w:eastAsia="新宋体" w:hAnsi="Times New Roman"/>
-          <w:szCs w:val="21"/>
-        </w:rPr>
-      </w:pPr>
-    </w:p>
-    <w:p>
-      <w:pPr>
         <w:pStyle w:val="af0"/>
         <w:ind w:left="672" w:hanging="672"/>
       </w:pPr>
@@ -2162,9 +2142,9 @@
           <w:noProof/>
         </w:rPr>
         <w:drawing>
-          <wp:inline distT="0" distB="0" distL="0" distR="0" wp14:anchorId="43458AE8" wp14:editId="5DEED04E">
-            <wp:extent cx="1475105" cy="1063625"/>
-            <wp:effectExtent l="0" t="0" r="3810" b="5080"/>
+          <wp:inline distT="0" distB="0" distL="0" distR="0" wp14:anchorId="43458AE8" wp14:editId="1DF6E073">
+            <wp:extent cx="1240971" cy="894832"/>
+            <wp:effectExtent l="0" t="0" r="0" b="635"/>
             <wp:docPr id="105" name="图片24" descr="菁优网：http://www.jyeoo.com"/>
             <wp:cNvGraphicFramePr>
               <a:graphicFrameLocks xmlns:a="http://schemas.openxmlformats.org/drawingml/2006/main" noChangeAspect="1"/>
@@ -2187,7 +2167,7 @@
                   <pic:spPr>
                     <a:xfrm>
                       <a:off x="0" y="0"/>
-                      <a:ext cx="1475235" cy="1063754"/>
+                      <a:ext cx="1247472" cy="899520"/>
                     </a:xfrm>
                     <a:prstGeom prst="rect">
                       <a:avLst/>
@@ -2255,7 +2235,6 @@
         <w:rPr>
           <w:rFonts w:hint="eastAsia"/>
         </w:rPr>
-        <w:lastRenderedPageBreak/>
         <w:t>B</w:t>
       </w:r>
       <w:r>
@@ -2364,6 +2343,7 @@
           <w:noProof/>
           <w:szCs w:val="22"/>
         </w:rPr>
+        <w:lastRenderedPageBreak/>
         <mc:AlternateContent>
           <mc:Choice Requires="wps">
             <w:drawing>
@@ -2627,9 +2607,9 @@
           <w:noProof/>
         </w:rPr>
         <w:drawing>
-          <wp:inline distT="0" distB="0" distL="0" distR="0" wp14:anchorId="47DFE001" wp14:editId="72A158B5">
-            <wp:extent cx="3852545" cy="1374140"/>
-            <wp:effectExtent l="0" t="0" r="1270" b="7620"/>
+          <wp:inline distT="0" distB="0" distL="0" distR="0" wp14:anchorId="47DFE001" wp14:editId="58C5F8F8">
+            <wp:extent cx="2903974" cy="1036149"/>
+            <wp:effectExtent l="0" t="0" r="0" b="0"/>
             <wp:docPr id="106" name="图片24" descr="菁优网：http://www.jyeoo.com"/>
             <wp:cNvGraphicFramePr>
               <a:graphicFrameLocks xmlns:a="http://schemas.openxmlformats.org/drawingml/2006/main" noChangeAspect="1"/>
@@ -2652,7 +2632,7 @@
                   <pic:spPr>
                     <a:xfrm>
                       <a:off x="0" y="0"/>
-                      <a:ext cx="3852680" cy="1374651"/>
+                      <a:ext cx="2926918" cy="1044336"/>
                     </a:xfrm>
                     <a:prstGeom prst="rect">
                       <a:avLst/>
@@ -2840,12 +2820,6 @@
         </w:rPr>
         <w:t>D</w:t>
       </w:r>
-    </w:p>
-    <w:p>
-      <w:pPr>
-        <w:pStyle w:val="1230"/>
-        <w:ind w:left="588"/>
-      </w:pPr>
     </w:p>
     <w:p>
       <w:pPr>
@@ -3327,18 +3301,6 @@
         </w:rPr>
         <w:t>A</w:t>
       </w:r>
-    </w:p>
-    <w:p>
-      <w:pPr>
-        <w:pStyle w:val="1230"/>
-        <w:ind w:left="588"/>
-      </w:pPr>
-    </w:p>
-    <w:p>
-      <w:pPr>
-        <w:pStyle w:val="1230"/>
-        <w:ind w:left="588"/>
-      </w:pPr>
     </w:p>
     <w:p>
       <w:pPr>
@@ -3543,11 +3505,10 @@
           <w:rFonts w:hint="eastAsia"/>
           <w:noProof/>
         </w:rPr>
-        <w:lastRenderedPageBreak/>
         <w:drawing>
-          <wp:inline distT="0" distB="0" distL="0" distR="0" wp14:anchorId="1D6EE057" wp14:editId="41A12912">
-            <wp:extent cx="3209290" cy="1386840"/>
-            <wp:effectExtent l="0" t="0" r="7620" b="5715"/>
+          <wp:inline distT="0" distB="0" distL="0" distR="0" wp14:anchorId="1D6EE057" wp14:editId="54568068">
+            <wp:extent cx="2592475" cy="1120206"/>
+            <wp:effectExtent l="0" t="0" r="0" b="3810"/>
             <wp:docPr id="31" name="图片24" descr="菁优网：http://www.jyeoo.com"/>
             <wp:cNvGraphicFramePr>
               <a:graphicFrameLocks xmlns:a="http://schemas.openxmlformats.org/drawingml/2006/main" noChangeAspect="1"/>
@@ -3570,7 +3531,7 @@
                   <pic:spPr>
                     <a:xfrm>
                       <a:off x="0" y="0"/>
-                      <a:ext cx="3209550" cy="1386843"/>
+                      <a:ext cx="2603238" cy="1124857"/>
                     </a:xfrm>
                     <a:prstGeom prst="rect">
                       <a:avLst/>
@@ -3818,6 +3779,7 @@
         <w:rPr>
           <w:rFonts w:hint="eastAsia"/>
         </w:rPr>
+        <w:lastRenderedPageBreak/>
         <w:t>【答案】（</w:t>
       </w:r>
       <w:r>
@@ -4648,7 +4610,6 @@
         <w:rPr>
           <w:rFonts w:hint="eastAsia"/>
         </w:rPr>
-        <w:lastRenderedPageBreak/>
         <w:t>（</w:t>
       </w:r>
       <w:r>
@@ -4726,9 +4687,9 @@
           <w:noProof/>
         </w:rPr>
         <w:drawing>
-          <wp:inline distT="0" distB="0" distL="0" distR="0" wp14:anchorId="01B0BB06" wp14:editId="74037FF6">
-            <wp:extent cx="4433570" cy="3157855"/>
-            <wp:effectExtent l="0" t="0" r="3175" b="5080"/>
+          <wp:inline distT="0" distB="0" distL="0" distR="0" wp14:anchorId="01B0BB06" wp14:editId="348DD6ED">
+            <wp:extent cx="3210448" cy="2286673"/>
+            <wp:effectExtent l="0" t="0" r="9525" b="0"/>
             <wp:docPr id="33" name="图片24" descr="菁优网：http://www.jyeoo.com"/>
             <wp:cNvGraphicFramePr>
               <a:graphicFrameLocks xmlns:a="http://schemas.openxmlformats.org/drawingml/2006/main" noChangeAspect="1"/>
@@ -4751,7 +4712,7 @@
                   <pic:spPr>
                     <a:xfrm>
                       <a:off x="0" y="0"/>
-                      <a:ext cx="4433570" cy="3157855"/>
+                      <a:ext cx="3226729" cy="2298269"/>
                     </a:xfrm>
                     <a:prstGeom prst="rect">
                       <a:avLst/>
@@ -4772,6 +4733,7 @@
         <w:rPr>
           <w:rFonts w:hint="eastAsia"/>
         </w:rPr>
+        <w:lastRenderedPageBreak/>
         <w:t>（</w:t>
       </w:r>
       <w:r>
@@ -5062,36 +5024,6 @@
         </w:rPr>
         <w:t>）等于；不变；北极。</w:t>
       </w:r>
-    </w:p>
-    <w:p>
-      <w:pPr>
-        <w:pStyle w:val="1230"/>
-        <w:ind w:left="588"/>
-      </w:pPr>
-    </w:p>
-    <w:p>
-      <w:pPr>
-        <w:pStyle w:val="1230"/>
-        <w:ind w:left="588"/>
-      </w:pPr>
-    </w:p>
-    <w:p>
-      <w:pPr>
-        <w:pStyle w:val="1230"/>
-        <w:ind w:left="588"/>
-      </w:pPr>
-    </w:p>
-    <w:p>
-      <w:pPr>
-        <w:pStyle w:val="1230"/>
-        <w:ind w:left="588"/>
-      </w:pPr>
-    </w:p>
-    <w:p>
-      <w:pPr>
-        <w:pStyle w:val="1230"/>
-        <w:ind w:left="588"/>
-      </w:pPr>
     </w:p>
     <w:p>
       <w:pPr>
@@ -5289,7 +5221,6 @@
           <w:rFonts w:eastAsia="新宋体" w:hint="eastAsia"/>
           <w:noProof/>
         </w:rPr>
-        <w:lastRenderedPageBreak/>
         <w:drawing>
           <wp:inline distT="0" distB="0" distL="0" distR="0" wp14:anchorId="645B2787" wp14:editId="18084761">
             <wp:extent cx="3694430" cy="2559050"/>
@@ -5719,6 +5650,36 @@
     </w:p>
     <w:p>
       <w:pPr>
+        <w:spacing w:line="360" w:lineRule="auto"/>
+        <w:ind w:leftChars="130" w:left="273"/>
+        <w:rPr>
+          <w:rFonts w:ascii="Times New Roman" w:eastAsia="新宋体" w:hAnsi="Times New Roman"/>
+          <w:szCs w:val="21"/>
+        </w:rPr>
+      </w:pPr>
+    </w:p>
+    <w:p>
+      <w:pPr>
+        <w:spacing w:line="360" w:lineRule="auto"/>
+        <w:ind w:leftChars="130" w:left="273"/>
+        <w:rPr>
+          <w:rFonts w:ascii="Times New Roman" w:eastAsia="新宋体" w:hAnsi="Times New Roman"/>
+          <w:szCs w:val="21"/>
+        </w:rPr>
+      </w:pPr>
+    </w:p>
+    <w:p>
+      <w:pPr>
+        <w:spacing w:line="360" w:lineRule="auto"/>
+        <w:ind w:leftChars="130" w:left="273"/>
+        <w:rPr>
+          <w:rFonts w:ascii="Times New Roman" w:eastAsia="新宋体" w:hAnsi="Times New Roman"/>
+          <w:szCs w:val="21"/>
+        </w:rPr>
+      </w:pPr>
+    </w:p>
+    <w:p>
+      <w:pPr>
         <w:pStyle w:val="af0"/>
         <w:ind w:left="672" w:hanging="672"/>
       </w:pPr>
@@ -5728,6 +5689,7 @@
           <w:noProof/>
           <w:szCs w:val="22"/>
         </w:rPr>
+        <w:lastRenderedPageBreak/>
         <mc:AlternateContent>
           <mc:Choice Requires="wps">
             <w:drawing>
@@ -6000,7 +5962,6 @@
         <w:rPr>
           <w:rFonts w:hint="eastAsia"/>
         </w:rPr>
-        <w:lastRenderedPageBreak/>
         <w:t>（</w:t>
       </w:r>
       <w:r>
@@ -6132,7 +6093,7 @@
           <w:noProof/>
         </w:rPr>
         <w:drawing>
-          <wp:inline distT="0" distB="0" distL="0" distR="0" wp14:anchorId="417733E0" wp14:editId="53BFC386">
+          <wp:inline distT="0" distB="0" distL="0" distR="0" wp14:anchorId="417733E0" wp14:editId="43FC9EAB">
             <wp:extent cx="4058544" cy="2362200"/>
             <wp:effectExtent l="0" t="0" r="0" b="0"/>
             <wp:docPr id="91" name="图片24"/>
@@ -6316,6 +6277,24 @@
     </w:p>
     <w:p>
       <w:pPr>
+        <w:pStyle w:val="1230"/>
+        <w:ind w:left="588"/>
+      </w:pPr>
+    </w:p>
+    <w:p>
+      <w:pPr>
+        <w:pStyle w:val="1230"/>
+        <w:ind w:left="588"/>
+      </w:pPr>
+    </w:p>
+    <w:p>
+      <w:pPr>
+        <w:pStyle w:val="1230"/>
+        <w:ind w:left="588"/>
+      </w:pPr>
+    </w:p>
+    <w:p>
+      <w:pPr>
         <w:pStyle w:val="af0"/>
         <w:ind w:left="672" w:hanging="672"/>
       </w:pPr>
@@ -6325,6 +6304,7 @@
           <w:noProof/>
           <w:szCs w:val="22"/>
         </w:rPr>
+        <w:lastRenderedPageBreak/>
         <mc:AlternateContent>
           <mc:Choice Requires="wps">
             <w:drawing>
@@ -6593,7 +6573,7 @@
           <w:noProof/>
         </w:rPr>
         <w:drawing>
-          <wp:inline distT="0" distB="0" distL="0" distR="0" wp14:anchorId="4C259591" wp14:editId="12EBF626">
+          <wp:inline distT="0" distB="0" distL="0" distR="0" wp14:anchorId="4C259591" wp14:editId="5AC49E60">
             <wp:extent cx="3307080" cy="1834395"/>
             <wp:effectExtent l="0" t="0" r="7620" b="0"/>
             <wp:docPr id="98" name="图片24"/>
@@ -6646,7 +6626,6 @@
         <w:rPr>
           <w:rFonts w:hint="eastAsia"/>
         </w:rPr>
-        <w:lastRenderedPageBreak/>
         <w:t>【答案】（</w:t>
       </w:r>
       <w:r>
@@ -6697,7 +6676,7 @@
           <w:noProof/>
         </w:rPr>
         <w:drawing>
-          <wp:inline distT="0" distB="0" distL="0" distR="0" wp14:anchorId="4F1C78BE" wp14:editId="106878B8">
+          <wp:inline distT="0" distB="0" distL="0" distR="0" wp14:anchorId="4F1C78BE" wp14:editId="54F51F75">
             <wp:extent cx="3345815" cy="1847850"/>
             <wp:effectExtent l="0" t="0" r="6985" b="0"/>
             <wp:docPr id="99" name="图片24"/>
@@ -6761,6 +6740,46 @@
     </w:p>
     <w:p>
       <w:pPr>
+        <w:spacing w:line="360" w:lineRule="auto"/>
+        <w:ind w:leftChars="130" w:left="273"/>
+        <w:rPr>
+          <w:rFonts w:ascii="Times New Roman" w:eastAsia="新宋体" w:hAnsi="Times New Roman"/>
+          <w:szCs w:val="21"/>
+        </w:rPr>
+      </w:pPr>
+    </w:p>
+    <w:p>
+      <w:pPr>
+        <w:spacing w:line="360" w:lineRule="auto"/>
+        <w:ind w:leftChars="130" w:left="273"/>
+        <w:rPr>
+          <w:rFonts w:ascii="Times New Roman" w:eastAsia="新宋体" w:hAnsi="Times New Roman"/>
+          <w:szCs w:val="21"/>
+        </w:rPr>
+      </w:pPr>
+    </w:p>
+    <w:p>
+      <w:pPr>
+        <w:spacing w:line="360" w:lineRule="auto"/>
+        <w:ind w:leftChars="130" w:left="273"/>
+        <w:rPr>
+          <w:rFonts w:ascii="Times New Roman" w:eastAsia="新宋体" w:hAnsi="Times New Roman"/>
+          <w:szCs w:val="21"/>
+        </w:rPr>
+      </w:pPr>
+    </w:p>
+    <w:p>
+      <w:pPr>
+        <w:spacing w:line="360" w:lineRule="auto"/>
+        <w:ind w:leftChars="130" w:left="273"/>
+        <w:rPr>
+          <w:rFonts w:ascii="Times New Roman" w:eastAsia="新宋体" w:hAnsi="Times New Roman"/>
+          <w:szCs w:val="21"/>
+        </w:rPr>
+      </w:pPr>
+    </w:p>
+    <w:p>
+      <w:pPr>
         <w:spacing w:line="288" w:lineRule="auto"/>
         <w:ind w:leftChars="-100" w:left="-210"/>
         <w:rPr>
@@ -6772,6 +6791,7 @@
           <w:rFonts w:ascii="Times New Roman" w:eastAsiaTheme="majorEastAsia" w:hAnsi="Times New Roman" w:cs="Times New Roman"/>
           <w:noProof/>
         </w:rPr>
+        <w:lastRenderedPageBreak/>
         <mc:AlternateContent>
           <mc:Choice Requires="wpg">
             <w:drawing>
@@ -7593,14 +7613,7 @@
         <w:rPr>
           <w:rFonts w:hint="eastAsia"/>
         </w:rPr>
-        <w:t>接触，两转向灯同时亮、暗交替发</w:t>
-      </w:r>
-      <w:r>
-        <w:rPr>
-          <w:rFonts w:hint="eastAsia"/>
-        </w:rPr>
-        <w:lastRenderedPageBreak/>
-        <w:t>光示警；</w:t>
+        <w:t>接触，两转向灯同时亮、暗交替发光示警；</w:t>
       </w:r>
     </w:p>
     <w:p>
@@ -7822,18 +7835,6 @@
         </w:rPr>
         <w:t>”接触，两转向灯同时亮、暗交替发光示警。</w:t>
       </w:r>
-    </w:p>
-    <w:p>
-      <w:pPr>
-        <w:pStyle w:val="1230"/>
-        <w:ind w:left="588"/>
-      </w:pPr>
-    </w:p>
-    <w:p>
-      <w:pPr>
-        <w:pStyle w:val="1230"/>
-        <w:ind w:left="588"/>
-      </w:pPr>
     </w:p>
     <w:p>
       <w:pPr>
@@ -9489,10 +9490,6 @@
 </file>
 
 <file path=customXml/item1.xml><?xml version="1.0" encoding="utf-8"?>
-<b:Sources xmlns:b="http://schemas.openxmlformats.org/officeDocument/2006/bibliography" xmlns="http://schemas.openxmlformats.org/officeDocument/2006/bibliography" SelectedStyle="\APA.XSL" StyleName="APA"/>
-</file>
-
-<file path=customXml/item2.xml><?xml version="1.0" encoding="utf-8"?>
 <s:customData xmlns="http://www.wps.cn/officeDocument/2013/wpsCustomData" xmlns:s="http://www.wps.cn/officeDocument/2013/wpsCustomData">
   <customSectProps/>
   <customShpExts>
@@ -9501,18 +9498,22 @@
 </s:customData>
 </file>
 
+<file path=customXml/item2.xml><?xml version="1.0" encoding="utf-8"?>
+<b:Sources xmlns:b="http://schemas.openxmlformats.org/officeDocument/2006/bibliography" xmlns="http://schemas.openxmlformats.org/officeDocument/2006/bibliography" SelectedStyle="\APA.XSL" StyleName="APA"/>
+</file>
+
 <file path=customXml/itemProps1.xml><?xml version="1.0" encoding="utf-8"?>
+<ds:datastoreItem xmlns:ds="http://schemas.openxmlformats.org/officeDocument/2006/customXml" ds:itemID="{B1977F7D-205B-4081-913C-38D41E755F92}">
+  <ds:schemaRefs>
+    <ds:schemaRef ds:uri="http://www.wps.cn/officeDocument/2013/wpsCustomData"/>
+  </ds:schemaRefs>
+</ds:datastoreItem>
+</file>
+
+<file path=customXml/itemProps2.xml><?xml version="1.0" encoding="utf-8"?>
 <ds:datastoreItem xmlns:ds="http://schemas.openxmlformats.org/officeDocument/2006/customXml" ds:itemID="{0E798019-D9DA-4148-8768-905599865BAA}">
   <ds:schemaRefs>
     <ds:schemaRef ds:uri="http://schemas.openxmlformats.org/officeDocument/2006/bibliography"/>
   </ds:schemaRefs>
 </ds:datastoreItem>
-</file>
-
-<file path=customXml/itemProps2.xml><?xml version="1.0" encoding="utf-8"?>
-<ds:datastoreItem xmlns:ds="http://schemas.openxmlformats.org/officeDocument/2006/customXml" ds:itemID="{B1977F7D-205B-4081-913C-38D41E755F92}">
-  <ds:schemaRefs>
-    <ds:schemaRef ds:uri="http://www.wps.cn/officeDocument/2013/wpsCustomData"/>
-  </ds:schemaRefs>
-</ds:datastoreItem>
 </file>